--- a/reflection1.docx
+++ b/reflection1.docx
@@ -64,7 +64,13 @@
         <w:t xml:space="preserve"> step by step to make sure I truly understand how they are supposed to be designed. </w:t>
       </w:r>
       <w:r>
-        <w:t xml:space="preserve">I had short exercise where I had to classify example statements about a bookstore platform into the correct C4 layer. This </w:t>
+        <w:t xml:space="preserve">I had </w:t>
+      </w:r>
+      <w:r>
+        <w:t xml:space="preserve">a </w:t>
+      </w:r>
+      <w:r>
+        <w:t xml:space="preserve">short exercise where I had to classify example statements about a bookstore platform into the correct C4 layer. This </w:t>
       </w:r>
       <w:r>
         <w:t xml:space="preserve">exercise </w:t>
@@ -114,16 +120,8 @@
         <w:rPr>
           <w:rFonts w:ascii="Calibri" w:hAnsi="Calibri" w:cs="Calibri"/>
         </w:rPr>
-        <w:t xml:space="preserve"> is not finished until I decide where the software will </w:t>
-      </w:r>
-      <w:proofErr w:type="gramStart"/>
-      <w:r>
-        <w:rPr>
-          <w:rFonts w:ascii="Calibri" w:hAnsi="Calibri" w:cs="Calibri"/>
-        </w:rPr>
-        <w:t>actually run</w:t>
-      </w:r>
-      <w:proofErr w:type="gramEnd"/>
+        <w:t xml:space="preserve"> is not finished until I decide where the software will actually run</w:t>
+      </w:r>
       <w:r>
         <w:t>.</w:t>
       </w:r>
@@ -154,7 +152,13 @@
         <w:t xml:space="preserve">UML </w:t>
       </w:r>
       <w:r>
-        <w:t>in draw.io.</w:t>
+        <w:t>in draw.io</w:t>
+      </w:r>
+      <w:r>
+        <w:t xml:space="preserve"> and making arrow connections between components</w:t>
+      </w:r>
+      <w:r>
+        <w:t>.</w:t>
       </w:r>
       <w:r>
         <w:t xml:space="preserve"> Other than that, </w:t>
@@ -173,7 +177,13 @@
     </w:p>
     <w:p>
       <w:r>
-        <w:t>I did entirely solo during these weeks. I relied on help from the slides and google.</w:t>
+        <w:t xml:space="preserve">I did </w:t>
+      </w:r>
+      <w:r>
+        <w:t>everything</w:t>
+      </w:r>
+      <w:r>
+        <w:t xml:space="preserve"> solo during these weeks. I relied on help from the slides and google.</w:t>
       </w:r>
     </w:p>
     <w:p>
@@ -188,13 +198,8 @@
       <w:r>
         <w:t xml:space="preserve">The biggest skill gap in these weeks was UML notation. C4 notation was </w:t>
       </w:r>
-      <w:proofErr w:type="gramStart"/>
-      <w:r>
-        <w:t>pretty easy</w:t>
-      </w:r>
-      <w:proofErr w:type="gramEnd"/>
-      <w:r>
-        <w:t xml:space="preserve"> (“just use boxes and arrows”), so moving to UML stricter </w:t>
+      <w:r>
+        <w:t xml:space="preserve">pretty easy (“just use boxes and arrows”), so moving to UML stricter </w:t>
       </w:r>
       <w:r>
         <w:t xml:space="preserve">components and notations in assignment 4, it made me realize several things I didn’t know </w:t>
@@ -258,7 +263,14 @@
         <w:t xml:space="preserve">This is my first partial reflection, so there isn’t any previous reflection to compare it with. </w:t>
       </w:r>
       <w:r>
-        <w:t>The main insight from this period is that C4 and UML solve different problems: C4 is for quickly communication architecture at different levels, while UML is precise enough to describe exact relationships between components</w:t>
+        <w:t xml:space="preserve">The main insight from this period is that C4 and UML solve different problems: C4 is for quickly </w:t>
+      </w:r>
+      <w:r>
+        <w:lastRenderedPageBreak/>
+        <w:t xml:space="preserve">showing </w:t>
+      </w:r>
+      <w:r>
+        <w:t>architecture at different levels, while UML is precise enough to describe exact relationships between components</w:t>
       </w:r>
       <w:r>
         <w:t>.</w:t>
@@ -266,7 +278,6 @@
     </w:p>
     <w:p>
       <w:r>
-        <w:lastRenderedPageBreak/>
         <w:t xml:space="preserve">A second insight is that a diagram is not finished </w:t>
       </w:r>
       <w:r>
@@ -296,13 +307,8 @@
       <w:r>
         <w:t xml:space="preserve">arrow </w:t>
       </w:r>
-      <w:proofErr w:type="gramStart"/>
-      <w:r>
-        <w:t>is connected with</w:t>
-      </w:r>
-      <w:proofErr w:type="gramEnd"/>
-      <w:r>
-        <w:t xml:space="preserve"> each other </w:t>
+      <w:r>
+        <w:t xml:space="preserve">is connected with each other </w:t>
       </w:r>
       <w:r>
         <w:t>according</w:t>
@@ -1879,6 +1885,15 @@
 </file>
 
 <file path=customXml/item1.xml><?xml version="1.0" encoding="utf-8"?>
+<?mso-contentType ?>
+<FormTemplates xmlns="http://schemas.microsoft.com/sharepoint/v3/contenttype/forms">
+  <Display>DocumentLibraryForm</Display>
+  <Edit>DocumentLibraryForm</Edit>
+  <New>DocumentLibraryForm</New>
+</FormTemplates>
+</file>
+
+<file path=customXml/item2.xml><?xml version="1.0" encoding="utf-8"?>
 <ct:contentTypeSchema xmlns:ct="http://schemas.microsoft.com/office/2006/metadata/contentType" xmlns:ma="http://schemas.microsoft.com/office/2006/metadata/properties/metaAttributes" ct:_="" ma:_="" ma:contentTypeName="Document" ma:contentTypeID="0x0101000EAC9177C8E7F5439FBB7338A58204D6" ma:contentTypeVersion="17" ma:contentTypeDescription="Create a new document." ma:contentTypeScope="" ma:versionID="5df42187a19dbf92310e1ec52a98f326">
   <xsd:schema xmlns:xsd="http://www.w3.org/2001/XMLSchema" xmlns:xs="http://www.w3.org/2001/XMLSchema" xmlns:p="http://schemas.microsoft.com/office/2006/metadata/properties" xmlns:ns1="http://schemas.microsoft.com/sharepoint/v3" xmlns:ns2="f2057e89-3c81-4574-920d-de8ded37e539" xmlns:ns3="ddbe7155-47a5-4f07-bd0c-0e7feb4541ad" targetNamespace="http://schemas.microsoft.com/office/2006/metadata/properties" ma:root="true" ma:fieldsID="047c2f1a74d2b84a07eaf86c14860c1c" ns1:_="" ns2:_="" ns3:_="">
     <xsd:import namespace="http://schemas.microsoft.com/sharepoint/v3"/>
@@ -2130,16 +2145,15 @@
 </ct:contentTypeSchema>
 </file>
 
-<file path=customXml/item2.xml><?xml version="1.0" encoding="utf-8"?>
-<?mso-contentType ?>
-<FormTemplates xmlns="http://schemas.microsoft.com/sharepoint/v3/contenttype/forms">
-  <Display>DocumentLibraryForm</Display>
-  <Edit>DocumentLibraryForm</Edit>
-  <New>DocumentLibraryForm</New>
-</FormTemplates>
+<file path=customXml/itemProps1.xml><?xml version="1.0" encoding="utf-8"?>
+<ds:datastoreItem xmlns:ds="http://schemas.openxmlformats.org/officeDocument/2006/customXml" ds:itemID="{7A7203F4-814A-497F-845A-C2AEDB26C965}">
+  <ds:schemaRefs>
+    <ds:schemaRef ds:uri="http://schemas.microsoft.com/sharepoint/v3/contenttype/forms"/>
+  </ds:schemaRefs>
+</ds:datastoreItem>
 </file>
 
-<file path=customXml/itemProps1.xml><?xml version="1.0" encoding="utf-8"?>
+<file path=customXml/itemProps2.xml><?xml version="1.0" encoding="utf-8"?>
 <ds:datastoreItem xmlns:ds="http://schemas.openxmlformats.org/officeDocument/2006/customXml" ds:itemID="{14A32CDA-9195-4BEB-AFDA-8DA8E46765E4}">
   <ds:schemaRefs>
     <ds:schemaRef ds:uri="http://schemas.microsoft.com/office/2006/metadata/contentType"/>
@@ -2157,12 +2171,4 @@
     <ds:schemaRef ds:uri="http://schemas.microsoft.com/internal/obd"/>
   </ds:schemaRefs>
 </ds:datastoreItem>
-</file>
-
-<file path=customXml/itemProps2.xml><?xml version="1.0" encoding="utf-8"?>
-<ds:datastoreItem xmlns:ds="http://schemas.openxmlformats.org/officeDocument/2006/customXml" ds:itemID="{7A7203F4-814A-497F-845A-C2AEDB26C965}">
-  <ds:schemaRefs>
-    <ds:schemaRef ds:uri="http://schemas.microsoft.com/sharepoint/v3/contenttype/forms"/>
-  </ds:schemaRefs>
-</ds:datastoreItem>
 </file>